--- a/Insperatie voor eigen escaperoom.docx
+++ b/Insperatie voor eigen escaperoom.docx
@@ -9,19 +9,11 @@
           <w:lang w:val="nl-NL"/>
         </w:rPr>
       </w:pPr>
-      <w:proofErr w:type="spellStart"/>
-      <w:r>
-        <w:rPr>
-          <w:lang w:val="nl-NL"/>
-        </w:rPr>
-        <w:t>Insperatie</w:t>
-      </w:r>
-      <w:proofErr w:type="spellEnd"/>
-      <w:r>
-        <w:rPr>
-          <w:lang w:val="nl-NL"/>
-        </w:rPr>
-        <w:t xml:space="preserve"> voor eige</w:t>
+      <w:r>
+        <w:rPr>
+          <w:lang w:val="nl-NL"/>
+        </w:rPr>
+        <w:t>Insperatie voor eige</w:t>
       </w:r>
       <w:r>
         <w:rPr>
@@ -69,6 +61,7 @@
       </w:pPr>
       <w:r>
         <w:rPr>
+          <w:noProof/>
           <w:lang w:val="en-US"/>
         </w:rPr>
         <w:drawing>
@@ -126,55 +119,49 @@
         <w:rPr>
           <w:lang w:val="nl-NL"/>
         </w:rPr>
-        <w:t xml:space="preserve">Ik vond het niet echt </w:t>
-      </w:r>
-      <w:proofErr w:type="spellStart"/>
-      <w:r>
-        <w:rPr>
-          <w:lang w:val="nl-NL"/>
-        </w:rPr>
-        <w:t>s</w:t>
-      </w:r>
-      <w:r>
-        <w:rPr>
-          <w:lang w:val="nl-NL"/>
-        </w:rPr>
-        <w:t>panned</w:t>
-      </w:r>
-      <w:proofErr w:type="spellEnd"/>
-      <w:r>
-        <w:rPr>
-          <w:lang w:val="nl-NL"/>
-        </w:rPr>
-        <w:t xml:space="preserve">, eerder nog ik vond het vrij saai. Het was wel moeilijk ik had zelfs sommige antwoorden gepakt, want bijvoorbeeld </w:t>
-      </w:r>
-      <w:proofErr w:type="gramStart"/>
-      <w:r>
-        <w:rPr>
-          <w:lang w:val="nl-NL"/>
-        </w:rPr>
-        <w:t>morse code</w:t>
-      </w:r>
-      <w:proofErr w:type="gramEnd"/>
-      <w:r>
-        <w:rPr>
-          <w:lang w:val="nl-NL"/>
-        </w:rPr>
-        <w:t xml:space="preserve"> is </w:t>
-      </w:r>
-      <w:proofErr w:type="spellStart"/>
-      <w:r>
-        <w:rPr>
-          <w:lang w:val="nl-NL"/>
-        </w:rPr>
-        <w:t>veels</w:t>
-      </w:r>
-      <w:proofErr w:type="spellEnd"/>
-      <w:r>
-        <w:rPr>
-          <w:lang w:val="nl-NL"/>
-        </w:rPr>
-        <w:t xml:space="preserve"> te veel is.</w:t>
+        <w:t>Ik vond het niet echt s</w:t>
+      </w:r>
+      <w:r>
+        <w:rPr>
+          <w:lang w:val="nl-NL"/>
+        </w:rPr>
+        <w:t>panne</w:t>
+      </w:r>
+      <w:r>
+        <w:rPr>
+          <w:lang w:val="nl-NL"/>
+        </w:rPr>
+        <w:t>n</w:t>
+      </w:r>
+      <w:r>
+        <w:rPr>
+          <w:lang w:val="nl-NL"/>
+        </w:rPr>
+        <w:t xml:space="preserve">d, eerder nog ik vond het vrij saai. Het was wel moeilijk ik had zelfs sommige antwoorden </w:t>
+      </w:r>
+      <w:r>
+        <w:rPr>
+          <w:lang w:val="nl-NL"/>
+        </w:rPr>
+        <w:t>opgezocht</w:t>
+      </w:r>
+      <w:r>
+        <w:rPr>
+          <w:lang w:val="nl-NL"/>
+        </w:rPr>
+        <w:t xml:space="preserve">, want bijvoorbeeld morse code </w:t>
+      </w:r>
+      <w:r>
+        <w:rPr>
+          <w:lang w:val="nl-NL"/>
+        </w:rPr>
+        <w:t xml:space="preserve">uit je hoofd </w:t>
+      </w:r>
+      <w:r>
+        <w:rPr>
+          <w:lang w:val="nl-NL"/>
+        </w:rPr>
+        <w:t>veels te veel is.</w:t>
       </w:r>
     </w:p>
     <w:p>
@@ -234,21 +221,7 @@
         <w:rPr>
           <w:lang w:val="nl-NL"/>
         </w:rPr>
-        <w:t xml:space="preserve">De vragen van deze sowieso niet, ze zijn </w:t>
-      </w:r>
-      <w:proofErr w:type="spellStart"/>
-      <w:r>
-        <w:rPr>
-          <w:lang w:val="nl-NL"/>
-        </w:rPr>
-        <w:t>veels</w:t>
-      </w:r>
-      <w:proofErr w:type="spellEnd"/>
-      <w:r>
-        <w:rPr>
-          <w:lang w:val="nl-NL"/>
-        </w:rPr>
-        <w:t xml:space="preserve"> te medisch en ook extreem vaag, de hints helpen bijna nooit.</w:t>
+        <w:t>De vragen van deze sowieso niet, ze zijn veels te medisch en ook extreem vaag, de hints helpen bijna nooit.</w:t>
       </w:r>
     </w:p>
     <w:p>
@@ -281,6 +254,23 @@
     </w:p>
     <w:p>
       <w:pPr>
+        <w:rPr>
+          <w:rFonts w:asciiTheme="majorHAnsi" w:eastAsiaTheme="majorEastAsia" w:hAnsiTheme="majorHAnsi" w:cstheme="majorBidi"/>
+          <w:color w:val="0F4761" w:themeColor="accent1" w:themeShade="BF"/>
+          <w:sz w:val="40"/>
+          <w:szCs w:val="40"/>
+          <w:lang w:val="nl-NL"/>
+        </w:rPr>
+      </w:pPr>
+      <w:r>
+        <w:rPr>
+          <w:lang w:val="nl-NL"/>
+        </w:rPr>
+        <w:br w:type="page"/>
+      </w:r>
+    </w:p>
+    <w:p>
+      <w:pPr>
         <w:pStyle w:val="Heading1"/>
         <w:rPr>
           <w:lang w:val="nl-NL"/>
@@ -290,25 +280,19 @@
         <w:rPr>
           <w:lang w:val="nl-NL"/>
         </w:rPr>
-        <w:t xml:space="preserve">Prison </w:t>
-      </w:r>
-      <w:proofErr w:type="spellStart"/>
-      <w:r>
-        <w:rPr>
-          <w:lang w:val="nl-NL"/>
-        </w:rPr>
-        <w:t>breakout</w:t>
-      </w:r>
-      <w:proofErr w:type="spellEnd"/>
-    </w:p>
-    <w:p>
-      <w:pPr>
-        <w:rPr>
-          <w:lang w:val="nl-NL"/>
-        </w:rPr>
-      </w:pPr>
-      <w:r>
-        <w:rPr>
+        <w:lastRenderedPageBreak/>
+        <w:t>Prison breakout</w:t>
+      </w:r>
+    </w:p>
+    <w:p>
+      <w:pPr>
+        <w:rPr>
+          <w:lang w:val="nl-NL"/>
+        </w:rPr>
+      </w:pPr>
+      <w:r>
+        <w:rPr>
+          <w:noProof/>
           <w:lang w:val="nl-NL"/>
         </w:rPr>
         <w:drawing>
@@ -360,133 +344,382 @@
           <w:b/>
           <w:bCs/>
         </w:rPr>
-        <w:t xml:space="preserve">Wat </w:t>
-      </w:r>
-      <w:proofErr w:type="spellStart"/>
+        <w:t>Wat vonden jullie ervan?</w:t>
+      </w:r>
+    </w:p>
+    <w:p>
+      <w:pPr>
+        <w:rPr>
+          <w:lang w:val="nl-NL"/>
+        </w:rPr>
+      </w:pPr>
+      <w:r>
+        <w:rPr>
+          <w:lang w:val="nl-NL"/>
+        </w:rPr>
+        <w:t>ik vond het well euk,</w:t>
+      </w:r>
+      <w:r>
+        <w:rPr>
+          <w:lang w:val="nl-NL"/>
+        </w:rPr>
+        <w:t xml:space="preserve"> omdat het veel meer interactief is gemaakt. </w:t>
+      </w:r>
+    </w:p>
+    <w:p>
+      <w:pPr>
+        <w:rPr>
+          <w:lang w:val="nl-NL"/>
+        </w:rPr>
+      </w:pPr>
+      <w:r>
+        <w:rPr>
+          <w:lang w:val="nl-NL"/>
+        </w:rPr>
+        <w:t>De kwaliteit van deze is ook veel hoger, met een mooie layout en graphics</w:t>
+      </w:r>
+    </w:p>
+    <w:p>
+      <w:pPr>
+        <w:rPr>
+          <w:lang w:val="nl-NL"/>
+        </w:rPr>
+      </w:pPr>
       <w:r>
         <w:rPr>
           <w:b/>
           <w:bCs/>
-        </w:rPr>
-        <w:t>vonden</w:t>
-      </w:r>
-      <w:proofErr w:type="spellEnd"/>
+          <w:lang w:val="nl-NL"/>
+        </w:rPr>
+        <w:t>Wat heeft jullie geïnspireerd?</w:t>
+      </w:r>
+    </w:p>
+    <w:p>
+      <w:pPr>
+        <w:rPr>
+          <w:lang w:val="nl-NL"/>
+        </w:rPr>
+      </w:pPr>
+      <w:r>
+        <w:rPr>
+          <w:lang w:val="nl-NL"/>
+        </w:rPr>
+        <w:t>Om proberen ook mooie graphics te gebruiken, zodat het er mooier uit ziet.</w:t>
+      </w:r>
+    </w:p>
+    <w:p>
+      <w:pPr>
+        <w:rPr>
+          <w:lang w:val="nl-NL"/>
+        </w:rPr>
+      </w:pPr>
+      <w:r>
+        <w:rPr>
+          <w:lang w:val="nl-NL"/>
+        </w:rPr>
+        <w:t>En ook niet zo’n geavanceerde layout gebruiken, wat dat is bijna niet te coderen met onze momentele ervaring</w:t>
+      </w:r>
+    </w:p>
+    <w:p>
+      <w:pPr>
+        <w:rPr>
+          <w:lang w:val="nl-NL"/>
+        </w:rPr>
+      </w:pPr>
       <w:r>
         <w:rPr>
           <w:b/>
           <w:bCs/>
-        </w:rPr>
-        <w:t xml:space="preserve"> </w:t>
-      </w:r>
-      <w:proofErr w:type="spellStart"/>
+          <w:lang w:val="nl-NL"/>
+        </w:rPr>
+        <w:t>Wat levert dit op voor jullie eigen escape room?</w:t>
+      </w:r>
+    </w:p>
+    <w:p>
+      <w:pPr>
+        <w:rPr>
+          <w:lang w:val="nl-NL"/>
+        </w:rPr>
+      </w:pPr>
+      <w:r>
+        <w:rPr>
+          <w:lang w:val="nl-NL"/>
+        </w:rPr>
+        <w:t>Om onze wel mooier te presenteren, met meer graphics</w:t>
+      </w:r>
+    </w:p>
+    <w:p>
+      <w:pPr>
+        <w:rPr>
+          <w:lang w:val="nl-NL"/>
+        </w:rPr>
+      </w:pPr>
+    </w:p>
+    <w:p>
+      <w:pPr>
+        <w:rPr>
+          <w:lang w:val="nl-NL"/>
+        </w:rPr>
+      </w:pPr>
+      <w:r>
+        <w:rPr>
+          <w:lang w:val="nl-NL"/>
+        </w:rPr>
+        <w:br w:type="page"/>
+      </w:r>
+    </w:p>
+    <w:p>
+      <w:pPr>
+        <w:rPr>
+          <w:lang w:val="nl-NL"/>
+        </w:rPr>
+      </w:pPr>
       <w:r>
         <w:rPr>
           <w:b/>
           <w:bCs/>
-        </w:rPr>
-        <w:t>jullie</w:t>
-      </w:r>
-      <w:proofErr w:type="spellEnd"/>
+          <w:lang w:val="nl-NL"/>
+        </w:rPr>
+        <w:lastRenderedPageBreak/>
+        <w:t>Simon</w:t>
+      </w:r>
+      <w:r>
+        <w:rPr>
+          <w:lang w:val="nl-NL"/>
+        </w:rPr>
+        <w:t>:</w:t>
+      </w:r>
+    </w:p>
+    <w:p>
+      <w:pPr>
+        <w:pStyle w:val="Heading1"/>
+        <w:rPr>
+          <w:lang w:val="nl-NL"/>
+        </w:rPr>
+      </w:pPr>
+      <w:r>
+        <w:rPr>
+          <w:lang w:val="nl-NL"/>
+        </w:rPr>
+        <w:t>The Hogwarts Escape</w:t>
+      </w:r>
+    </w:p>
+    <w:p>
+      <w:pPr>
+        <w:rPr>
+          <w:lang w:val="nl-NL"/>
+        </w:rPr>
+      </w:pPr>
+      <w:r>
+        <w:rPr>
+          <w:lang w:val="nl-NL"/>
+        </w:rPr>
+        <w:drawing>
+          <wp:inline distT="0" distB="0" distL="0" distR="0" wp14:anchorId="5242B306" wp14:editId="6EB0735E">
+            <wp:extent cx="5760720" cy="1430655"/>
+            <wp:effectExtent l="0" t="0" r="0" b="0"/>
+            <wp:docPr id="737809262" name="Picture 1"/>
+            <wp:cNvGraphicFramePr>
+              <a:graphicFrameLocks xmlns:a="http://schemas.openxmlformats.org/drawingml/2006/main" noChangeAspect="1"/>
+            </wp:cNvGraphicFramePr>
+            <a:graphic xmlns:a="http://schemas.openxmlformats.org/drawingml/2006/main">
+              <a:graphicData uri="http://schemas.openxmlformats.org/drawingml/2006/picture">
+                <pic:pic xmlns:pic="http://schemas.openxmlformats.org/drawingml/2006/picture">
+                  <pic:nvPicPr>
+                    <pic:cNvPr id="737809262" name=""/>
+                    <pic:cNvPicPr/>
+                  </pic:nvPicPr>
+                  <pic:blipFill>
+                    <a:blip r:embed="rId7"/>
+                    <a:stretch>
+                      <a:fillRect/>
+                    </a:stretch>
+                  </pic:blipFill>
+                  <pic:spPr>
+                    <a:xfrm>
+                      <a:off x="0" y="0"/>
+                      <a:ext cx="5760720" cy="1430655"/>
+                    </a:xfrm>
+                    <a:prstGeom prst="rect">
+                      <a:avLst/>
+                    </a:prstGeom>
+                  </pic:spPr>
+                </pic:pic>
+              </a:graphicData>
+            </a:graphic>
+          </wp:inline>
+        </w:drawing>
+      </w:r>
+    </w:p>
+    <w:p>
+      <w:pPr>
+        <w:rPr>
+          <w:lang w:val="nl-NL"/>
+        </w:rPr>
+      </w:pPr>
       <w:r>
         <w:rPr>
           <w:b/>
           <w:bCs/>
-        </w:rPr>
-        <w:t xml:space="preserve"> </w:t>
-      </w:r>
-      <w:proofErr w:type="spellStart"/>
+          <w:lang w:val="nl-NL"/>
+        </w:rPr>
+        <w:t>Wat vonden jullie ervan?</w:t>
+      </w:r>
+    </w:p>
+    <w:p>
+      <w:pPr>
+        <w:rPr>
+          <w:lang w:val="nl-NL"/>
+        </w:rPr>
+      </w:pPr>
+      <w:r>
+        <w:rPr>
+          <w:lang w:val="nl-NL"/>
+        </w:rPr>
+        <w:t>Ik vond deze escape room erg vreemd. Het had wel leuke puzzels, alleen de verwachting stond te hoog qua kennis, tijd en puzzle solving skills. Er waren bijvoorbeeld trivia vragen uit hele specifieke (onbelangrijke) scenes uit de harry potter films, die niemand zou herinneren als ze het niet heel vaak hebben gekeken, of kijken tijdens het spelen. Verder was de escape room heel tijd berovend, met een totale lengte van 2-3 uur als je beide escape rooms speelt. Voor deze redenen heb ik het niet af gemaakt na  30 minuten van spelen.</w:t>
+      </w:r>
+    </w:p>
+    <w:p>
+      <w:pPr>
+        <w:rPr>
+          <w:lang w:val="nl-NL"/>
+        </w:rPr>
+      </w:pPr>
       <w:r>
         <w:rPr>
           <w:b/>
           <w:bCs/>
-        </w:rPr>
-        <w:t>ervan</w:t>
-      </w:r>
-      <w:proofErr w:type="spellEnd"/>
+          <w:lang w:val="nl-NL"/>
+        </w:rPr>
+        <w:t>Wat heeft jullie geïnspireerd?</w:t>
+      </w:r>
+    </w:p>
+    <w:p>
+      <w:pPr>
+        <w:rPr>
+          <w:lang w:val="nl-NL"/>
+        </w:rPr>
+      </w:pPr>
+      <w:r>
+        <w:rPr>
+          <w:lang w:val="nl-NL"/>
+        </w:rPr>
+        <w:t>De interessante en leuke puzzels. Bijvoorbeeld een dolhof met letters erin, waardoor je door het juiste pad te volgen een woord kan spellen. Verder vond ik het gebruik van thema wel erg leuk, al was het vaak een beetje te veel.</w:t>
+      </w:r>
+    </w:p>
+    <w:p>
+      <w:pPr>
+        <w:rPr>
+          <w:lang w:val="nl-NL"/>
+        </w:rPr>
+      </w:pPr>
       <w:r>
         <w:rPr>
           <w:b/>
           <w:bCs/>
-        </w:rPr>
-        <w:t>?</w:t>
-      </w:r>
-    </w:p>
-    <w:p>
-      <w:pPr>
-        <w:rPr>
-          <w:lang w:val="nl-NL"/>
-        </w:rPr>
-      </w:pPr>
-      <w:proofErr w:type="gramStart"/>
+          <w:lang w:val="nl-NL"/>
+        </w:rPr>
+        <w:t>Wat levert dit op voor jullie eigen escape room?</w:t>
+      </w:r>
+    </w:p>
+    <w:p>
+      <w:pPr>
+        <w:rPr>
+          <w:lang w:val="nl-NL"/>
+        </w:rPr>
+      </w:pPr>
+      <w:r>
+        <w:rPr>
+          <w:lang w:val="nl-NL"/>
+        </w:rPr>
+        <w:t>We weten nu dat het belangrijk is om de vragen spannend, maar niet te moeilijk te maken. Hierdoor zal de speler een betere ervaring hebben. Ook weten we dat te veel vragen van de speler een slechte invloed kan hebben op de speelervaring.</w:t>
+      </w:r>
+    </w:p>
+    <w:p>
+      <w:pPr>
+        <w:rPr>
+          <w:lang w:val="nl-NL"/>
+        </w:rPr>
+      </w:pPr>
+    </w:p>
+    <w:p>
+      <w:pPr>
+        <w:rPr>
+          <w:rFonts w:asciiTheme="majorHAnsi" w:eastAsiaTheme="majorEastAsia" w:hAnsiTheme="majorHAnsi" w:cstheme="majorBidi"/>
+          <w:color w:val="0F4761" w:themeColor="accent1" w:themeShade="BF"/>
+          <w:sz w:val="40"/>
+          <w:szCs w:val="40"/>
+          <w:lang w:val="nl-NL"/>
+        </w:rPr>
+      </w:pPr>
+      <w:r>
+        <w:rPr>
+          <w:lang w:val="nl-NL"/>
+        </w:rPr>
+        <w:br w:type="page"/>
+      </w:r>
+    </w:p>
+    <w:p>
+      <w:pPr>
+        <w:pStyle w:val="Heading1"/>
+        <w:rPr>
+          <w:lang w:val="nl-NL"/>
+        </w:rPr>
+      </w:pPr>
       <w:r>
         <w:rPr>
           <w:lang w:val="nl-NL"/>
         </w:rPr>
         <w:lastRenderedPageBreak/>
-        <w:t>ik</w:t>
-      </w:r>
-      <w:proofErr w:type="gramEnd"/>
-      <w:r>
-        <w:rPr>
-          <w:lang w:val="nl-NL"/>
-        </w:rPr>
-        <w:t xml:space="preserve"> vond het well </w:t>
-      </w:r>
-      <w:proofErr w:type="spellStart"/>
-      <w:r>
-        <w:rPr>
-          <w:lang w:val="nl-NL"/>
-        </w:rPr>
-        <w:t>euk</w:t>
-      </w:r>
-      <w:proofErr w:type="spellEnd"/>
-      <w:r>
-        <w:rPr>
-          <w:lang w:val="nl-NL"/>
-        </w:rPr>
-        <w:t>,</w:t>
-      </w:r>
-      <w:r>
-        <w:rPr>
-          <w:lang w:val="nl-NL"/>
-        </w:rPr>
-        <w:t xml:space="preserve"> omdat het veel meer interactief is gemaakt. </w:t>
-      </w:r>
-    </w:p>
-    <w:p>
-      <w:pPr>
-        <w:rPr>
-          <w:lang w:val="nl-NL"/>
-        </w:rPr>
-      </w:pPr>
-      <w:r>
-        <w:rPr>
-          <w:lang w:val="nl-NL"/>
-        </w:rPr>
-        <w:t xml:space="preserve">De kwaliteit van deze is ook veel hoger, met een mooie </w:t>
-      </w:r>
-      <w:proofErr w:type="spellStart"/>
-      <w:r>
-        <w:rPr>
-          <w:lang w:val="nl-NL"/>
-        </w:rPr>
-        <w:t>layout</w:t>
-      </w:r>
-      <w:proofErr w:type="spellEnd"/>
-      <w:r>
-        <w:rPr>
-          <w:lang w:val="nl-NL"/>
-        </w:rPr>
-        <w:t xml:space="preserve"> en </w:t>
-      </w:r>
-      <w:proofErr w:type="spellStart"/>
-      <w:r>
-        <w:rPr>
-          <w:lang w:val="nl-NL"/>
-        </w:rPr>
-        <w:t>graphics</w:t>
-      </w:r>
-      <w:proofErr w:type="spellEnd"/>
+        <w:t>Oceaan 013</w:t>
+      </w:r>
+    </w:p>
+    <w:p>
+      <w:pPr>
+        <w:rPr>
+          <w:lang w:val="nl-NL"/>
+        </w:rPr>
+      </w:pPr>
+      <w:r>
+        <w:rPr>
+          <w:lang w:val="nl-NL"/>
+        </w:rPr>
+        <w:drawing>
+          <wp:inline distT="0" distB="0" distL="0" distR="0" wp14:anchorId="60EF3A49" wp14:editId="4776C1F3">
+            <wp:extent cx="5760720" cy="1208405"/>
+            <wp:effectExtent l="0" t="0" r="0" b="0"/>
+            <wp:docPr id="1170237778" name="Picture 1"/>
+            <wp:cNvGraphicFramePr>
+              <a:graphicFrameLocks xmlns:a="http://schemas.openxmlformats.org/drawingml/2006/main" noChangeAspect="1"/>
+            </wp:cNvGraphicFramePr>
+            <a:graphic xmlns:a="http://schemas.openxmlformats.org/drawingml/2006/main">
+              <a:graphicData uri="http://schemas.openxmlformats.org/drawingml/2006/picture">
+                <pic:pic xmlns:pic="http://schemas.openxmlformats.org/drawingml/2006/picture">
+                  <pic:nvPicPr>
+                    <pic:cNvPr id="1170237778" name=""/>
+                    <pic:cNvPicPr/>
+                  </pic:nvPicPr>
+                  <pic:blipFill>
+                    <a:blip r:embed="rId8"/>
+                    <a:stretch>
+                      <a:fillRect/>
+                    </a:stretch>
+                  </pic:blipFill>
+                  <pic:spPr>
+                    <a:xfrm>
+                      <a:off x="0" y="0"/>
+                      <a:ext cx="5760720" cy="1208405"/>
+                    </a:xfrm>
+                    <a:prstGeom prst="rect">
+                      <a:avLst/>
+                    </a:prstGeom>
+                  </pic:spPr>
+                </pic:pic>
+              </a:graphicData>
+            </a:graphic>
+          </wp:inline>
+        </w:drawing>
+      </w:r>
     </w:p>
     <w:p>
       <w:pPr>
@@ -500,61 +733,20 @@
           <w:bCs/>
           <w:lang w:val="nl-NL"/>
         </w:rPr>
-        <w:t>Wat heeft jullie geïnspireerd?</w:t>
-      </w:r>
-    </w:p>
-    <w:p>
-      <w:pPr>
-        <w:rPr>
-          <w:lang w:val="nl-NL"/>
-        </w:rPr>
-      </w:pPr>
-      <w:r>
-        <w:rPr>
-          <w:lang w:val="nl-NL"/>
-        </w:rPr>
-        <w:t xml:space="preserve">Om proberen ook mooie </w:t>
-      </w:r>
-      <w:proofErr w:type="spellStart"/>
-      <w:r>
-        <w:rPr>
-          <w:lang w:val="nl-NL"/>
-        </w:rPr>
-        <w:t>graphics</w:t>
-      </w:r>
-      <w:proofErr w:type="spellEnd"/>
-      <w:r>
-        <w:rPr>
-          <w:lang w:val="nl-NL"/>
-        </w:rPr>
-        <w:t xml:space="preserve"> te gebruiken, zodat het er mooier uit ziet.</w:t>
-      </w:r>
-    </w:p>
-    <w:p>
-      <w:pPr>
-        <w:rPr>
-          <w:lang w:val="nl-NL"/>
-        </w:rPr>
-      </w:pPr>
-      <w:r>
-        <w:rPr>
-          <w:lang w:val="nl-NL"/>
-        </w:rPr>
-        <w:t xml:space="preserve">En ook niet zo’n geavanceerde </w:t>
-      </w:r>
-      <w:proofErr w:type="spellStart"/>
-      <w:r>
-        <w:rPr>
-          <w:lang w:val="nl-NL"/>
-        </w:rPr>
-        <w:t>layout</w:t>
-      </w:r>
-      <w:proofErr w:type="spellEnd"/>
-      <w:r>
-        <w:rPr>
-          <w:lang w:val="nl-NL"/>
-        </w:rPr>
-        <w:t xml:space="preserve"> gebruiken, wat dat is bijna niet te coderen met onze momentele ervaring</w:t>
+        <w:t>Wat vonden jullie ervan?</w:t>
+      </w:r>
+    </w:p>
+    <w:p>
+      <w:pPr>
+        <w:rPr>
+          <w:lang w:val="nl-NL"/>
+        </w:rPr>
+      </w:pPr>
+      <w:r>
+        <w:rPr>
+          <w:lang w:val="nl-NL"/>
+        </w:rPr>
+        <w:t>Ik vond deze escape room wel oke, het probleem is dat er geen manier was om een antwoord in te voeren bij elk spel, dus je moest gewoon alles uit je hoofd doen, wat niet erg handig of logisch is. Het is verder wel een goed gemaakt spel, ze hebben zelfs een instagram pagina dat werkt gemaakt voor een personage in het spel, en die pagina bevat info die nodig is om door te spelen.</w:t>
       </w:r>
     </w:p>
     <w:p>
@@ -569,36 +761,21 @@
           <w:bCs/>
           <w:lang w:val="nl-NL"/>
         </w:rPr>
-        <w:t>Wat levert dit op voor jullie eigen escape room?</w:t>
-      </w:r>
-    </w:p>
-    <w:p>
-      <w:pPr>
-        <w:rPr>
-          <w:lang w:val="nl-NL"/>
-        </w:rPr>
-      </w:pPr>
-      <w:r>
-        <w:rPr>
-          <w:lang w:val="nl-NL"/>
-        </w:rPr>
-        <w:t xml:space="preserve">Om onze wel mooier te presenteren, met meer </w:t>
-      </w:r>
-      <w:proofErr w:type="spellStart"/>
-      <w:r>
-        <w:rPr>
-          <w:lang w:val="nl-NL"/>
-        </w:rPr>
-        <w:t>graphics</w:t>
-      </w:r>
-      <w:proofErr w:type="spellEnd"/>
-    </w:p>
-    <w:p>
-      <w:pPr>
-        <w:rPr>
-          <w:lang w:val="nl-NL"/>
-        </w:rPr>
-      </w:pPr>
+        <w:t>Wat heeft jullie geïnspireerd?</w:t>
+      </w:r>
+    </w:p>
+    <w:p>
+      <w:pPr>
+        <w:rPr>
+          <w:lang w:val="nl-NL"/>
+        </w:rPr>
+      </w:pPr>
+      <w:r>
+        <w:rPr>
+          <w:lang w:val="nl-NL"/>
+        </w:rPr>
+        <w:t>De diepgang van sommige spellen en het mixen van digitale realiteit en fictie.</w:t>
+      </w:r>
     </w:p>
     <w:p>
       <w:pPr>
@@ -612,14 +789,28 @@
           <w:bCs/>
           <w:lang w:val="nl-NL"/>
         </w:rPr>
-        <w:t>Simon</w:t>
-      </w:r>
-      <w:r>
-        <w:rPr>
-          <w:lang w:val="nl-NL"/>
-        </w:rPr>
-        <w:t>:</w:t>
-      </w:r>
+        <w:t>Wat levert dit op voor jullie eigen escape room?</w:t>
+      </w:r>
+    </w:p>
+    <w:p>
+      <w:pPr>
+        <w:rPr>
+          <w:lang w:val="nl-NL"/>
+        </w:rPr>
+      </w:pPr>
+      <w:r>
+        <w:rPr>
+          <w:lang w:val="nl-NL"/>
+        </w:rPr>
+        <w:t>We zullen deze ideeën in ons achterhoofd houden als we meer diepgang of mysterie willen. We zullen ook zorgen dat als de speler het antwoord van de vorige opdracht nodig heeft voor de volgende, dat die dat niet hoeft te herinneren, maar dat het antwoord erbij staat.</w:t>
+      </w:r>
+    </w:p>
+    <w:p>
+      <w:pPr>
+        <w:rPr>
+          <w:lang w:val="nl-NL"/>
+        </w:rPr>
+      </w:pPr>
     </w:p>
     <w:sectPr>
       <w:pgSz w:w="11906" w:h="16838"/>
@@ -1253,7 +1444,7 @@
         <w:kern w:val="2"/>
         <w:sz w:val="24"/>
         <w:szCs w:val="24"/>
-        <w:lang w:val="en-NL" w:eastAsia="ja-JP" w:bidi="ar-SA"/>
+        <w:lang w:eastAsia="ja-JP" w:bidi="ar-SA"/>
         <w14:ligatures w14:val="standardContextual"/>
       </w:rPr>
     </w:rPrDefault>
@@ -1644,7 +1835,7 @@
   <w:style w:type="paragraph" w:default="1" w:styleId="Normal">
     <w:name w:val="Normal"/>
     <w:qFormat/>
-    <w:rsid w:val="00A8249D"/>
+    <w:rsid w:val="008201A8"/>
   </w:style>
   <w:style w:type="paragraph" w:styleId="Heading1">
     <w:name w:val="heading 1"/>
@@ -1848,6 +2039,7 @@
   <w:style w:type="character" w:default="1" w:styleId="DefaultParagraphFont">
     <w:name w:val="Default Paragraph Font"/>
     <w:uiPriority w:val="1"/>
+    <w:semiHidden/>
     <w:unhideWhenUsed/>
   </w:style>
   <w:style w:type="table" w:default="1" w:styleId="TableNormal">
